--- a/Лабораторная работа 1/отчет/отчет.docx
+++ b/Лабораторная работа 1/отчет/отчет.docx
@@ -42,6 +42,7 @@
           <w:color w:val="000000"/>
           <w:sz w:val="40"/>
           <w:szCs w:val="40"/>
+          <w:lang w:val="en-US"/>
         </w:rPr>
       </w:pPr>
     </w:p>
@@ -3035,14 +3036,18 @@
         <w:jc w:val="both"/>
         <w:rPr>
           <w:rFonts w:ascii="Times New Roman" w:hAnsi="Times New Roman" w:cs="Times New Roman"/>
-          <w:sz w:val="28"/>
-          <w:szCs w:val="28"/>
-          <w:lang w:val="ru-RU"/>
-        </w:rPr>
-      </w:pPr>
-      <w:r>
-        <w:rPr>
-          <w:rFonts w:ascii="Times New Roman" w:hAnsi="Times New Roman" w:cs="Times New Roman"/>
+          <w:b/>
+          <w:bCs/>
+          <w:sz w:val="28"/>
+          <w:szCs w:val="28"/>
+          <w:lang w:val="ru-RU"/>
+        </w:rPr>
+      </w:pPr>
+      <w:r>
+        <w:rPr>
+          <w:rFonts w:ascii="Times New Roman" w:hAnsi="Times New Roman" w:cs="Times New Roman"/>
+          <w:b/>
+          <w:bCs/>
           <w:sz w:val="28"/>
           <w:szCs w:val="28"/>
           <w:lang w:val="ru-RU"/>
@@ -4222,14 +4227,18 @@
         <w:jc w:val="both"/>
         <w:rPr>
           <w:rFonts w:ascii="Times New Roman" w:hAnsi="Times New Roman" w:cs="Times New Roman"/>
-          <w:sz w:val="28"/>
-          <w:szCs w:val="28"/>
-          <w:lang w:val="ru-RU"/>
-        </w:rPr>
-      </w:pPr>
-      <w:r>
-        <w:rPr>
-          <w:rFonts w:ascii="Times New Roman" w:hAnsi="Times New Roman" w:cs="Times New Roman"/>
+          <w:b/>
+          <w:bCs/>
+          <w:sz w:val="28"/>
+          <w:szCs w:val="28"/>
+          <w:lang w:val="ru-RU"/>
+        </w:rPr>
+      </w:pPr>
+      <w:r>
+        <w:rPr>
+          <w:rFonts w:ascii="Times New Roman" w:hAnsi="Times New Roman" w:cs="Times New Roman"/>
+          <w:b/>
+          <w:bCs/>
           <w:sz w:val="28"/>
           <w:szCs w:val="28"/>
           <w:lang w:val="ru-RU"/>
@@ -4773,14 +4782,18 @@
         <w:jc w:val="both"/>
         <w:rPr>
           <w:rFonts w:ascii="Times New Roman" w:hAnsi="Times New Roman" w:cs="Times New Roman"/>
-          <w:sz w:val="28"/>
-          <w:szCs w:val="28"/>
-          <w:lang w:val="ru-RU"/>
-        </w:rPr>
-      </w:pPr>
-      <w:r>
-        <w:rPr>
-          <w:rFonts w:ascii="Times New Roman" w:hAnsi="Times New Roman" w:cs="Times New Roman"/>
+          <w:b/>
+          <w:bCs/>
+          <w:sz w:val="28"/>
+          <w:szCs w:val="28"/>
+          <w:lang w:val="ru-RU"/>
+        </w:rPr>
+      </w:pPr>
+      <w:r>
+        <w:rPr>
+          <w:rFonts w:ascii="Times New Roman" w:hAnsi="Times New Roman" w:cs="Times New Roman"/>
+          <w:b/>
+          <w:bCs/>
           <w:sz w:val="28"/>
           <w:szCs w:val="28"/>
           <w:lang w:val="ru-RU"/>
@@ -5659,14 +5672,18 @@
         <w:jc w:val="both"/>
         <w:rPr>
           <w:rFonts w:ascii="Times New Roman" w:hAnsi="Times New Roman" w:cs="Times New Roman"/>
-          <w:sz w:val="28"/>
-          <w:szCs w:val="28"/>
-          <w:lang w:val="ru-RU"/>
-        </w:rPr>
-      </w:pPr>
-      <w:r>
-        <w:rPr>
-          <w:rFonts w:ascii="Times New Roman" w:hAnsi="Times New Roman" w:cs="Times New Roman"/>
+          <w:b/>
+          <w:bCs/>
+          <w:sz w:val="28"/>
+          <w:szCs w:val="28"/>
+          <w:lang w:val="ru-RU"/>
+        </w:rPr>
+      </w:pPr>
+      <w:r>
+        <w:rPr>
+          <w:rFonts w:ascii="Times New Roman" w:hAnsi="Times New Roman" w:cs="Times New Roman"/>
+          <w:b/>
+          <w:bCs/>
           <w:sz w:val="28"/>
           <w:szCs w:val="28"/>
           <w:lang w:val="ru-RU"/>
@@ -6877,14 +6894,18 @@
         <w:jc w:val="both"/>
         <w:rPr>
           <w:rFonts w:ascii="Times New Roman" w:hAnsi="Times New Roman" w:cs="Times New Roman"/>
-          <w:sz w:val="28"/>
-          <w:szCs w:val="28"/>
-          <w:lang w:val="ru-RU"/>
-        </w:rPr>
-      </w:pPr>
-      <w:r>
-        <w:rPr>
-          <w:rFonts w:ascii="Times New Roman" w:hAnsi="Times New Roman" w:cs="Times New Roman"/>
+          <w:b/>
+          <w:bCs/>
+          <w:sz w:val="28"/>
+          <w:szCs w:val="28"/>
+          <w:lang w:val="ru-RU"/>
+        </w:rPr>
+      </w:pPr>
+      <w:r>
+        <w:rPr>
+          <w:rFonts w:ascii="Times New Roman" w:hAnsi="Times New Roman" w:cs="Times New Roman"/>
+          <w:b/>
+          <w:bCs/>
           <w:sz w:val="28"/>
           <w:szCs w:val="28"/>
           <w:lang w:val="ru-RU"/>
@@ -7370,14 +7391,18 @@
         <w:jc w:val="both"/>
         <w:rPr>
           <w:rFonts w:ascii="Times New Roman" w:hAnsi="Times New Roman" w:cs="Times New Roman"/>
-          <w:sz w:val="28"/>
-          <w:szCs w:val="28"/>
-          <w:lang w:val="ru-RU"/>
-        </w:rPr>
-      </w:pPr>
-      <w:r>
-        <w:rPr>
-          <w:rFonts w:ascii="Times New Roman" w:hAnsi="Times New Roman" w:cs="Times New Roman"/>
+          <w:b/>
+          <w:bCs/>
+          <w:sz w:val="28"/>
+          <w:szCs w:val="28"/>
+          <w:lang w:val="ru-RU"/>
+        </w:rPr>
+      </w:pPr>
+      <w:r>
+        <w:rPr>
+          <w:rFonts w:ascii="Times New Roman" w:hAnsi="Times New Roman" w:cs="Times New Roman"/>
+          <w:b/>
+          <w:bCs/>
           <w:sz w:val="28"/>
           <w:szCs w:val="28"/>
           <w:lang w:val="ru-RU"/>
@@ -7857,14 +7882,18 @@
         <w:jc w:val="both"/>
         <w:rPr>
           <w:rFonts w:ascii="Times New Roman" w:hAnsi="Times New Roman" w:cs="Times New Roman"/>
-          <w:sz w:val="28"/>
-          <w:szCs w:val="28"/>
-          <w:lang w:val="ru-RU"/>
-        </w:rPr>
-      </w:pPr>
-      <w:r>
-        <w:rPr>
-          <w:rFonts w:ascii="Times New Roman" w:hAnsi="Times New Roman" w:cs="Times New Roman"/>
+          <w:b/>
+          <w:bCs/>
+          <w:sz w:val="28"/>
+          <w:szCs w:val="28"/>
+          <w:lang w:val="ru-RU"/>
+        </w:rPr>
+      </w:pPr>
+      <w:r>
+        <w:rPr>
+          <w:rFonts w:ascii="Times New Roman" w:hAnsi="Times New Roman" w:cs="Times New Roman"/>
+          <w:b/>
+          <w:bCs/>
           <w:sz w:val="28"/>
           <w:szCs w:val="28"/>
           <w:lang w:val="ru-RU"/>
@@ -8331,14 +8360,18 @@
         <w:jc w:val="both"/>
         <w:rPr>
           <w:rFonts w:ascii="Times New Roman" w:hAnsi="Times New Roman" w:cs="Times New Roman"/>
-          <w:sz w:val="28"/>
-          <w:szCs w:val="28"/>
-          <w:lang w:val="ru-RU"/>
-        </w:rPr>
-      </w:pPr>
-      <w:r>
-        <w:rPr>
-          <w:rFonts w:ascii="Times New Roman" w:hAnsi="Times New Roman" w:cs="Times New Roman"/>
+          <w:b/>
+          <w:bCs/>
+          <w:sz w:val="28"/>
+          <w:szCs w:val="28"/>
+          <w:lang w:val="ru-RU"/>
+        </w:rPr>
+      </w:pPr>
+      <w:r>
+        <w:rPr>
+          <w:rFonts w:ascii="Times New Roman" w:hAnsi="Times New Roman" w:cs="Times New Roman"/>
+          <w:b/>
+          <w:bCs/>
           <w:sz w:val="28"/>
           <w:szCs w:val="28"/>
           <w:lang w:val="ru-RU"/>
@@ -8576,6 +8609,8 @@
         <w:jc w:val="both"/>
         <w:rPr>
           <w:rFonts w:ascii="Times New Roman" w:hAnsi="Times New Roman" w:cs="Times New Roman"/>
+          <w:b/>
+          <w:bCs/>
           <w:sz w:val="28"/>
           <w:szCs w:val="28"/>
           <w:lang w:val="ru-RU"/>
@@ -8587,14 +8622,18 @@
         <w:jc w:val="both"/>
         <w:rPr>
           <w:rFonts w:ascii="Times New Roman" w:hAnsi="Times New Roman" w:cs="Times New Roman"/>
-          <w:sz w:val="28"/>
-          <w:szCs w:val="28"/>
-          <w:lang w:val="ru-RU"/>
-        </w:rPr>
-      </w:pPr>
-      <w:r>
-        <w:rPr>
-          <w:rFonts w:ascii="Times New Roman" w:hAnsi="Times New Roman" w:cs="Times New Roman"/>
+          <w:b/>
+          <w:bCs/>
+          <w:sz w:val="28"/>
+          <w:szCs w:val="28"/>
+          <w:lang w:val="ru-RU"/>
+        </w:rPr>
+      </w:pPr>
+      <w:r>
+        <w:rPr>
+          <w:rFonts w:ascii="Times New Roman" w:hAnsi="Times New Roman" w:cs="Times New Roman"/>
+          <w:b/>
+          <w:bCs/>
           <w:sz w:val="28"/>
           <w:szCs w:val="28"/>
           <w:lang w:val="ru-RU"/>

--- a/Лабораторная работа 1/отчет/отчет.docx
+++ b/Лабораторная работа 1/отчет/отчет.docx
@@ -8792,6 +8792,170 @@
                     <a:xfrm>
                       <a:off x="0" y="0"/>
                       <a:ext cx="5940425" cy="4537075"/>
+                    </a:xfrm>
+                    <a:prstGeom prst="rect">
+                      <a:avLst/>
+                    </a:prstGeom>
+                  </pic:spPr>
+                </pic:pic>
+              </a:graphicData>
+            </a:graphic>
+          </wp:inline>
+        </w:drawing>
+      </w:r>
+    </w:p>
+    <w:p>
+      <w:pPr>
+        <w:jc w:val="both"/>
+        <w:rPr>
+          <w:rFonts w:ascii="Times New Roman" w:hAnsi="Times New Roman" w:cs="Times New Roman"/>
+          <w:sz w:val="28"/>
+          <w:szCs w:val="28"/>
+          <w:lang w:val="en-US"/>
+        </w:rPr>
+      </w:pPr>
+      <w:r>
+        <w:rPr>
+          <w:rFonts w:ascii="Times New Roman" w:hAnsi="Times New Roman" w:cs="Times New Roman"/>
+          <w:sz w:val="28"/>
+          <w:szCs w:val="28"/>
+          <w:lang w:val="en-US"/>
+        </w:rPr>
+        <w:lastRenderedPageBreak/>
+        <w:drawing>
+          <wp:inline distT="0" distB="0" distL="0" distR="0" wp14:anchorId="1E80EDA2" wp14:editId="20153F7D">
+            <wp:extent cx="5940425" cy="2589530"/>
+            <wp:effectExtent l="0" t="0" r="3175" b="1270"/>
+            <wp:docPr id="25" name="Рисунок 25"/>
+            <wp:cNvGraphicFramePr>
+              <a:graphicFrameLocks xmlns:a="http://schemas.openxmlformats.org/drawingml/2006/main" noChangeAspect="1"/>
+            </wp:cNvGraphicFramePr>
+            <a:graphic xmlns:a="http://schemas.openxmlformats.org/drawingml/2006/main">
+              <a:graphicData uri="http://schemas.openxmlformats.org/drawingml/2006/picture">
+                <pic:pic xmlns:pic="http://schemas.openxmlformats.org/drawingml/2006/picture">
+                  <pic:nvPicPr>
+                    <pic:cNvPr id="1" name=""/>
+                    <pic:cNvPicPr/>
+                  </pic:nvPicPr>
+                  <pic:blipFill>
+                    <a:blip r:embed="rId26"/>
+                    <a:stretch>
+                      <a:fillRect/>
+                    </a:stretch>
+                  </pic:blipFill>
+                  <pic:spPr>
+                    <a:xfrm>
+                      <a:off x="0" y="0"/>
+                      <a:ext cx="5940425" cy="2589530"/>
+                    </a:xfrm>
+                    <a:prstGeom prst="rect">
+                      <a:avLst/>
+                    </a:prstGeom>
+                  </pic:spPr>
+                </pic:pic>
+              </a:graphicData>
+            </a:graphic>
+          </wp:inline>
+        </w:drawing>
+      </w:r>
+    </w:p>
+    <w:p>
+      <w:pPr>
+        <w:jc w:val="both"/>
+        <w:rPr>
+          <w:rFonts w:ascii="Times New Roman" w:hAnsi="Times New Roman" w:cs="Times New Roman"/>
+          <w:sz w:val="28"/>
+          <w:szCs w:val="28"/>
+          <w:lang w:val="en-US"/>
+        </w:rPr>
+      </w:pPr>
+      <w:r>
+        <w:rPr>
+          <w:rFonts w:ascii="Times New Roman" w:hAnsi="Times New Roman" w:cs="Times New Roman"/>
+          <w:sz w:val="28"/>
+          <w:szCs w:val="28"/>
+          <w:lang w:val="en-US"/>
+        </w:rPr>
+        <w:drawing>
+          <wp:inline distT="0" distB="0" distL="0" distR="0" wp14:anchorId="1383F91F" wp14:editId="3633229D">
+            <wp:extent cx="5940425" cy="3670300"/>
+            <wp:effectExtent l="0" t="0" r="3175" b="6350"/>
+            <wp:docPr id="26" name="Рисунок 26"/>
+            <wp:cNvGraphicFramePr>
+              <a:graphicFrameLocks xmlns:a="http://schemas.openxmlformats.org/drawingml/2006/main" noChangeAspect="1"/>
+            </wp:cNvGraphicFramePr>
+            <a:graphic xmlns:a="http://schemas.openxmlformats.org/drawingml/2006/main">
+              <a:graphicData uri="http://schemas.openxmlformats.org/drawingml/2006/picture">
+                <pic:pic xmlns:pic="http://schemas.openxmlformats.org/drawingml/2006/picture">
+                  <pic:nvPicPr>
+                    <pic:cNvPr id="1" name=""/>
+                    <pic:cNvPicPr/>
+                  </pic:nvPicPr>
+                  <pic:blipFill>
+                    <a:blip r:embed="rId27"/>
+                    <a:stretch>
+                      <a:fillRect/>
+                    </a:stretch>
+                  </pic:blipFill>
+                  <pic:spPr>
+                    <a:xfrm>
+                      <a:off x="0" y="0"/>
+                      <a:ext cx="5940425" cy="3670300"/>
+                    </a:xfrm>
+                    <a:prstGeom prst="rect">
+                      <a:avLst/>
+                    </a:prstGeom>
+                  </pic:spPr>
+                </pic:pic>
+              </a:graphicData>
+            </a:graphic>
+          </wp:inline>
+        </w:drawing>
+      </w:r>
+    </w:p>
+    <w:p>
+      <w:pPr>
+        <w:jc w:val="both"/>
+        <w:rPr>
+          <w:rFonts w:ascii="Times New Roman" w:hAnsi="Times New Roman" w:cs="Times New Roman"/>
+          <w:sz w:val="28"/>
+          <w:szCs w:val="28"/>
+          <w:lang w:val="en-US"/>
+        </w:rPr>
+      </w:pPr>
+      <w:r>
+        <w:rPr>
+          <w:rFonts w:ascii="Times New Roman" w:hAnsi="Times New Roman" w:cs="Times New Roman"/>
+          <w:sz w:val="28"/>
+          <w:szCs w:val="28"/>
+          <w:lang w:val="en-US"/>
+        </w:rPr>
+        <w:lastRenderedPageBreak/>
+        <w:drawing>
+          <wp:inline distT="0" distB="0" distL="0" distR="0" wp14:anchorId="499FB682" wp14:editId="7EB0C896">
+            <wp:extent cx="5940425" cy="4464050"/>
+            <wp:effectExtent l="0" t="0" r="3175" b="0"/>
+            <wp:docPr id="27" name="Рисунок 27"/>
+            <wp:cNvGraphicFramePr>
+              <a:graphicFrameLocks xmlns:a="http://schemas.openxmlformats.org/drawingml/2006/main" noChangeAspect="1"/>
+            </wp:cNvGraphicFramePr>
+            <a:graphic xmlns:a="http://schemas.openxmlformats.org/drawingml/2006/main">
+              <a:graphicData uri="http://schemas.openxmlformats.org/drawingml/2006/picture">
+                <pic:pic xmlns:pic="http://schemas.openxmlformats.org/drawingml/2006/picture">
+                  <pic:nvPicPr>
+                    <pic:cNvPr id="1" name=""/>
+                    <pic:cNvPicPr/>
+                  </pic:nvPicPr>
+                  <pic:blipFill>
+                    <a:blip r:embed="rId28"/>
+                    <a:stretch>
+                      <a:fillRect/>
+                    </a:stretch>
+                  </pic:blipFill>
+                  <pic:spPr>
+                    <a:xfrm>
+                      <a:off x="0" y="0"/>
+                      <a:ext cx="5940425" cy="4464050"/>
                     </a:xfrm>
                     <a:prstGeom prst="rect">
                       <a:avLst/>
